--- a/fuentes/83210128_CF02_CFA.docx
+++ b/fuentes/83210128_CF02_CFA.docx
@@ -3388,7 +3388,7 @@
           <w:noProof/>
         </w:rPr>
         <w:drawing>
-          <wp:inline distT="0" distB="0" distL="0" distR="0" wp14:anchorId="3EC1EF22" wp14:editId="6609DFB7">
+          <wp:inline distT="0" distB="0" distL="0" distR="0" wp14:anchorId="3EC1EF22" wp14:editId="283C5AAA">
             <wp:extent cx="4680000" cy="2631600"/>
             <wp:effectExtent l="0" t="0" r="6350" b="0"/>
             <wp:docPr id="7" name="Imagen 7">
@@ -3454,6 +3454,11 @@
         <w:pStyle w:val="Video"/>
         <w:ind w:left="1134"/>
         <w:jc w:val="left"/>
+        <w:rPr>
+          <w:rStyle w:val="Hipervnculo"/>
+          <w:b/>
+          <w:lang w:val="es-419"/>
+        </w:rPr>
       </w:pPr>
       <w:r>
         <w:t xml:space="preserve">                 </w:t>
@@ -3480,6 +3485,21 @@
           <w:t>Enlace de reproducción del video</w:t>
         </w:r>
       </w:hyperlink>
+    </w:p>
+    <w:p>
+      <w:pPr>
+        <w:spacing w:before="0" w:after="160" w:line="259" w:lineRule="auto"/>
+        <w:ind w:firstLine="0"/>
+        <w:rPr>
+          <w:lang w:val="es-419"/>
+        </w:rPr>
+      </w:pPr>
+      <w:r>
+        <w:rPr>
+          <w:lang w:val="es-419"/>
+        </w:rPr>
+        <w:br w:type="page"/>
+      </w:r>
     </w:p>
     <w:tbl>
       <w:tblPr>
@@ -3510,6 +3530,7 @@
                 <w:b/>
                 <w:lang w:val="es-419"/>
               </w:rPr>
+              <w:lastRenderedPageBreak/>
               <w:t>Transcripción</w:t>
             </w:r>
             <w:r>
@@ -3563,7 +3584,6 @@
           </w:tcPr>
           <w:p>
             <w:r>
-              <w:lastRenderedPageBreak/>
               <w:t>Estimado aprendiz, le damos la bienvenida al componente formativo titulado: Normatividad y requisitos técnicos para tableros de distribución.</w:t>
             </w:r>
           </w:p>
@@ -3973,7 +3993,7 @@
           <w:lang w:val="es-419" w:eastAsia="es-CO"/>
         </w:rPr>
         <w:drawing>
-          <wp:inline distT="0" distB="0" distL="0" distR="0" wp14:anchorId="16830AEE" wp14:editId="4F0016CD">
+          <wp:inline distT="0" distB="0" distL="0" distR="0" wp14:anchorId="16830AEE" wp14:editId="2E6EF7A9">
             <wp:extent cx="4680000" cy="2127600"/>
             <wp:effectExtent l="0" t="0" r="6350" b="6350"/>
             <wp:docPr id="3" name="Imagen 3" descr="La figura 1 ilustra los elementos esenciales de seguridad en el RETIE.&#10;- Protección de vida humana.&#10;- Protección de instalaciones.&#10;- Protección ambiental.&#10;- Conformidad técnica.&#10;"/>
@@ -7359,7 +7379,7 @@
         <w:rPr>
           <w:lang w:val="es-419" w:eastAsia="es-CO"/>
         </w:rPr>
-        <w:t xml:space="preserve"> su aplicación es de seguridad humana. Detectan fugas de corriente mínimas (30</w:t>
+        <w:t xml:space="preserve"> su aplicación es de seguridad humana. Detectan fugas de corriente mínimas (30m</w:t>
       </w:r>
       <w:r>
         <w:rPr>
@@ -7371,7 +7391,7 @@
         <w:rPr>
           <w:lang w:val="es-419" w:eastAsia="es-CO"/>
         </w:rPr>
-        <w:t>mA) que un termomagnético ignoraría, salvando vidas ante contactos accidentales.</w:t>
+        <w:t>A) que un termomagnético ignoraría, salvando vidas ante contactos accidentales.</w:t>
       </w:r>
     </w:p>
     <w:p>
@@ -10128,7 +10148,7 @@
           <w:lang w:val="es-419" w:eastAsia="es-CO"/>
         </w:rPr>
         <w:drawing>
-          <wp:inline distT="0" distB="0" distL="0" distR="0" wp14:anchorId="79F2B716" wp14:editId="2BCC3913">
+          <wp:inline distT="0" distB="0" distL="0" distR="0" wp14:anchorId="79F2B716" wp14:editId="2A51A161">
             <wp:extent cx="4680000" cy="2343600"/>
             <wp:effectExtent l="0" t="0" r="6350" b="0"/>
             <wp:docPr id="5" name="Imagen 5" descr="La figura 2 muestra un tablero residencial empotrado con la puesta abierta. Sobre la fotografía se señalan tres no conformidades: ausencia de identificación de circuitos; barra de neutro y barra de tierra unidas; falta de protección diferencial para zonas húmedas."/>
@@ -10524,16 +10544,11 @@
     </w:p>
     <w:p>
       <w:pPr>
-        <w:rPr>
-          <w:lang w:val="es-419" w:eastAsia="es-CO"/>
-        </w:rPr>
-      </w:pPr>
-      <w:r>
-        <w:rPr>
-          <w:lang w:val="es-419" w:eastAsia="es-CO"/>
-        </w:rPr>
-        <w:t xml:space="preserve">                    </w:t>
-      </w:r>
+        <w:ind w:firstLine="0"/>
+        <w:rPr>
+          <w:lang w:val="es-419" w:eastAsia="es-CO"/>
+        </w:rPr>
+      </w:pPr>
       <w:r>
         <w:rPr>
           <w:lang w:val="es-419" w:eastAsia="es-CO"/>

--- a/fuentes/83210128_CF02_CFA.docx
+++ b/fuentes/83210128_CF02_CFA.docx
@@ -4398,14 +4398,120 @@
         <w:rPr>
           <w:lang w:val="es-419" w:eastAsia="es-CO"/>
         </w:rPr>
-        <w:t xml:space="preserve">Un tablero no es simplemente un conjunto de interruptores y barras; es un sistema integrado que debe cumplir simultáneamente con normas nacionales e internacionales. Por eso, en la construcción de tableros se aplican también los estándares internacionales UL (Underwriters Laboratories), IEC (International </w:t>
-      </w:r>
+        <w:t>Un tablero no es simplemente un conjunto de interruptores y barras; es un sistema integrado que debe cumplir simultáneamente con normas nacionales e internacionales. Por eso, en la construcción de tableros se aplican también los estándares internacionales UL (</w:t>
+      </w:r>
+      <w:proofErr w:type="spellStart"/>
+      <w:r>
+        <w:rPr>
+          <w:lang w:val="es-419" w:eastAsia="es-CO"/>
+        </w:rPr>
+        <w:t>Underwriters</w:t>
+      </w:r>
+      <w:proofErr w:type="spellEnd"/>
+      <w:r>
+        <w:rPr>
+          <w:lang w:val="es-419" w:eastAsia="es-CO"/>
+        </w:rPr>
+        <w:t xml:space="preserve"> </w:t>
+      </w:r>
+      <w:proofErr w:type="spellStart"/>
+      <w:r>
+        <w:rPr>
+          <w:lang w:val="es-419" w:eastAsia="es-CO"/>
+        </w:rPr>
+        <w:t>Laboratories</w:t>
+      </w:r>
+      <w:proofErr w:type="spellEnd"/>
+      <w:r>
+        <w:rPr>
+          <w:lang w:val="es-419" w:eastAsia="es-CO"/>
+        </w:rPr>
+        <w:t xml:space="preserve">), IEC (International </w:t>
+      </w:r>
+      <w:proofErr w:type="spellStart"/>
       <w:r>
         <w:rPr>
           <w:lang w:val="es-419" w:eastAsia="es-CO"/>
         </w:rPr>
         <w:lastRenderedPageBreak/>
-        <w:t>Electrotechnical Commission) y NEMA (National Electrical Manufacturers Association), que regulan aspectos como:</w:t>
+        <w:t>Electrotechnical</w:t>
+      </w:r>
+      <w:proofErr w:type="spellEnd"/>
+      <w:r>
+        <w:rPr>
+          <w:lang w:val="es-419" w:eastAsia="es-CO"/>
+        </w:rPr>
+        <w:t xml:space="preserve"> </w:t>
+      </w:r>
+      <w:proofErr w:type="spellStart"/>
+      <w:r>
+        <w:rPr>
+          <w:lang w:val="es-419" w:eastAsia="es-CO"/>
+        </w:rPr>
+        <w:t>Commission</w:t>
+      </w:r>
+      <w:proofErr w:type="spellEnd"/>
+      <w:r>
+        <w:rPr>
+          <w:lang w:val="es-419" w:eastAsia="es-CO"/>
+        </w:rPr>
+        <w:t>) y NEMA (</w:t>
+      </w:r>
+      <w:proofErr w:type="spellStart"/>
+      <w:r>
+        <w:rPr>
+          <w:lang w:val="es-419" w:eastAsia="es-CO"/>
+        </w:rPr>
+        <w:t>National</w:t>
+      </w:r>
+      <w:proofErr w:type="spellEnd"/>
+      <w:r>
+        <w:rPr>
+          <w:lang w:val="es-419" w:eastAsia="es-CO"/>
+        </w:rPr>
+        <w:t xml:space="preserve"> </w:t>
+      </w:r>
+      <w:proofErr w:type="spellStart"/>
+      <w:r>
+        <w:rPr>
+          <w:lang w:val="es-419" w:eastAsia="es-CO"/>
+        </w:rPr>
+        <w:t>Electrical</w:t>
+      </w:r>
+      <w:proofErr w:type="spellEnd"/>
+      <w:r>
+        <w:rPr>
+          <w:lang w:val="es-419" w:eastAsia="es-CO"/>
+        </w:rPr>
+        <w:t xml:space="preserve"> </w:t>
+      </w:r>
+      <w:proofErr w:type="spellStart"/>
+      <w:r>
+        <w:rPr>
+          <w:lang w:val="es-419" w:eastAsia="es-CO"/>
+        </w:rPr>
+        <w:t>Manufacturers</w:t>
+      </w:r>
+      <w:proofErr w:type="spellEnd"/>
+      <w:r>
+        <w:rPr>
+          <w:lang w:val="es-419" w:eastAsia="es-CO"/>
+        </w:rPr>
+        <w:t xml:space="preserve"> </w:t>
+      </w:r>
+      <w:proofErr w:type="spellStart"/>
+      <w:r>
+        <w:rPr>
+          <w:lang w:val="es-419" w:eastAsia="es-CO"/>
+        </w:rPr>
+        <w:t>Association</w:t>
+      </w:r>
+      <w:proofErr w:type="spellEnd"/>
+      <w:r>
+        <w:rPr>
+          <w:lang w:val="es-419" w:eastAsia="es-CO"/>
+        </w:rPr>
+        <w:t>), que regulan aspectos como:</w:t>
       </w:r>
     </w:p>
     <w:p>
@@ -5430,7 +5536,15 @@
               <w:pStyle w:val="TextoTablas"/>
             </w:pPr>
             <w:r>
-              <w:t>Material autoextinguible o metálico con protección anticorrosiva.</w:t>
+              <w:t xml:space="preserve">Material </w:t>
+            </w:r>
+            <w:proofErr w:type="spellStart"/>
+            <w:r>
+              <w:t>autoextinguible</w:t>
+            </w:r>
+            <w:proofErr w:type="spellEnd"/>
+            <w:r>
+              <w:t xml:space="preserve"> o metálico con protección anticorrosiva.</w:t>
             </w:r>
           </w:p>
         </w:tc>
@@ -5688,13 +5802,31 @@
         </w:rPr>
         <w:t>El sistema de clasificación IP (</w:t>
       </w:r>
+      <w:proofErr w:type="spellStart"/>
       <w:r>
         <w:rPr>
           <w:rStyle w:val="Extranjerismo"/>
           <w:lang w:val="es-419" w:eastAsia="es-CO"/>
         </w:rPr>
-        <w:t>Ingress Protection</w:t>
-      </w:r>
+        <w:t>Ingress</w:t>
+      </w:r>
+      <w:proofErr w:type="spellEnd"/>
+      <w:r>
+        <w:rPr>
+          <w:rStyle w:val="Extranjerismo"/>
+          <w:lang w:val="es-419" w:eastAsia="es-CO"/>
+        </w:rPr>
+        <w:t xml:space="preserve"> </w:t>
+      </w:r>
+      <w:proofErr w:type="spellStart"/>
+      <w:r>
+        <w:rPr>
+          <w:rStyle w:val="Extranjerismo"/>
+          <w:lang w:val="es-419" w:eastAsia="es-CO"/>
+        </w:rPr>
+        <w:t>Protection</w:t>
+      </w:r>
+      <w:proofErr w:type="spellEnd"/>
       <w:r>
         <w:rPr>
           <w:lang w:val="es-419" w:eastAsia="es-CO"/>
@@ -5899,7 +6031,21 @@
         <w:rPr>
           <w:lang w:val="es-419" w:eastAsia="es-CO"/>
         </w:rPr>
-        <w:t>Dispongan de fundas termoencogibles o aislantes en sus uniones para prevenir arcos eléctricos.</w:t>
+        <w:t xml:space="preserve">Dispongan de fundas </w:t>
+      </w:r>
+      <w:proofErr w:type="spellStart"/>
+      <w:r>
+        <w:rPr>
+          <w:lang w:val="es-419" w:eastAsia="es-CO"/>
+        </w:rPr>
+        <w:t>termoencogibles</w:t>
+      </w:r>
+      <w:proofErr w:type="spellEnd"/>
+      <w:r>
+        <w:rPr>
+          <w:lang w:val="es-419" w:eastAsia="es-CO"/>
+        </w:rPr>
+        <w:t xml:space="preserve"> o aislantes en sus uniones para prevenir arcos eléctricos.</w:t>
       </w:r>
     </w:p>
     <w:p>
@@ -6137,7 +6283,21 @@
         <w:rPr>
           <w:lang w:val="es-419" w:eastAsia="es-CO"/>
         </w:rPr>
-        <w:t>Una conexión floja puede provocar microarcos y deterioro progresivo, hasta llegar a un incendio eléctrico. Por ello, los puntos de conexión deben revisarse periódicamente y registrarse con torque específico según el fabricante.</w:t>
+        <w:t xml:space="preserve">Una conexión floja puede provocar </w:t>
+      </w:r>
+      <w:proofErr w:type="spellStart"/>
+      <w:r>
+        <w:rPr>
+          <w:lang w:val="es-419" w:eastAsia="es-CO"/>
+        </w:rPr>
+        <w:t>microarcos</w:t>
+      </w:r>
+      <w:proofErr w:type="spellEnd"/>
+      <w:r>
+        <w:rPr>
+          <w:lang w:val="es-419" w:eastAsia="es-CO"/>
+        </w:rPr>
+        <w:t xml:space="preserve"> y deterioro progresivo, hasta llegar a un incendio eléctrico. Por ello, los puntos de conexión deben revisarse periódicamente y registrarse con torque específico según el fabricante.</w:t>
       </w:r>
     </w:p>
     <w:p>
@@ -6332,6 +6492,13 @@
         </w:rPr>
         <w:t xml:space="preserve"> </w:t>
       </w:r>
+    </w:p>
+    <w:p>
+      <w:pPr>
+        <w:rPr>
+          <w:lang w:val="es-419" w:eastAsia="es-CO"/>
+        </w:rPr>
+      </w:pPr>
     </w:p>
     <w:tbl>
       <w:tblPr>
@@ -6361,6 +6528,7 @@
                 <w:b/>
                 <w:lang w:val="es-419"/>
               </w:rPr>
+              <w:lastRenderedPageBreak/>
               <w:t xml:space="preserve"> </w:t>
             </w:r>
             <w:r>
@@ -6452,7 +6620,6 @@
                 <w:b/>
                 <w:bCs/>
               </w:rPr>
-              <w:lastRenderedPageBreak/>
               <w:t>CAROLINA</w:t>
             </w:r>
             <w:r>
@@ -6523,7 +6690,15 @@
               <w:t xml:space="preserve"> e</w:t>
             </w:r>
             <w:r>
-              <w:t>xactamente, Fabio. Un tablero no es solo un conjunto de interruptores. Es el corazón de la instalación eléctrica, y su diseño debe cumplir requisitos estrictos: accesibilidad, selectividad, capacidad interruptiva, puesta a tierra y rotulado, entre otros. Todo esto lo regula el RETIE y lo detalla la NTC 2050.</w:t>
+              <w:t xml:space="preserve">xactamente, Fabio. Un tablero no es solo un conjunto de interruptores. Es el corazón de la instalación eléctrica, y su diseño debe cumplir requisitos estrictos: accesibilidad, selectividad, capacidad </w:t>
+            </w:r>
+            <w:proofErr w:type="spellStart"/>
+            <w:r>
+              <w:t>interruptiva</w:t>
+            </w:r>
+            <w:proofErr w:type="spellEnd"/>
+            <w:r>
+              <w:t>, puesta a tierra y rotulado, entre otros. Todo esto lo regula el RETIE y lo detalla la NTC 2050.</w:t>
             </w:r>
           </w:p>
           <w:p>
@@ -6565,13 +6740,19 @@
                 <w:b/>
                 <w:bCs/>
               </w:rPr>
+              <w:lastRenderedPageBreak/>
               <w:t>FABIO</w:t>
             </w:r>
             <w:r>
               <w:t xml:space="preserve">: </w:t>
             </w:r>
-            <w:r>
-              <w:t>Uff… entonces uno puede creer que está bien hecho, ¡pero en realidad está dejando un riesgo eléctrico ahí quietico!</w:t>
+            <w:proofErr w:type="spellStart"/>
+            <w:r>
+              <w:t>Uff</w:t>
+            </w:r>
+            <w:proofErr w:type="spellEnd"/>
+            <w:r>
+              <w:t>… entonces uno puede creer que está bien hecho, ¡pero en realidad está dejando un riesgo eléctrico ahí quietico!</w:t>
             </w:r>
           </w:p>
           <w:p>
@@ -6580,7 +6761,6 @@
                 <w:b/>
                 <w:bCs/>
               </w:rPr>
-              <w:lastRenderedPageBreak/>
               <w:t>CAROLINA</w:t>
             </w:r>
             <w:r>
@@ -6670,7 +6850,15 @@
               <w:t xml:space="preserve"> e</w:t>
             </w:r>
             <w:r>
-              <w:t xml:space="preserve">se es el impacto real de diseñar mal un tablero. Por eso también revisamos la capacidad interruptiva, que debe ser igual o mayor al nivel de cortocircuito disponible en el sitio. Si el </w:t>
+              <w:t xml:space="preserve">se es el impacto real de diseñar mal un tablero. Por eso también revisamos la capacidad </w:t>
+            </w:r>
+            <w:proofErr w:type="spellStart"/>
+            <w:r>
+              <w:t>interruptiva</w:t>
+            </w:r>
+            <w:proofErr w:type="spellEnd"/>
+            <w:r>
+              <w:t xml:space="preserve">, que debe ser igual o mayor al nivel de cortocircuito disponible en el sitio. Si el </w:t>
             </w:r>
             <w:r>
               <w:rPr>
@@ -6718,7 +6906,15 @@
               <w:t>: a</w:t>
             </w:r>
             <w:r>
-              <w:t>sí es. Y además, el RETIE exige que el tablero tenga su diagrama unifilar actualizado, mostrando fases, derivaciones, protecciones y barras. Ese diagrama es la carta de navegación del sistema: sin él, no hay trazabilidad.</w:t>
+              <w:t xml:space="preserve">sí es. </w:t>
+            </w:r>
+            <w:proofErr w:type="gramStart"/>
+            <w:r>
+              <w:t>Y</w:t>
+            </w:r>
+            <w:proofErr w:type="gramEnd"/>
+            <w:r>
+              <w:t xml:space="preserve"> además, el RETIE exige que el tablero tenga su diagrama unifilar actualizado, mostrando fases, derivaciones, protecciones y barras. Ese diagrama es la carta de navegación del sistema: sin él, no hay trazabilidad.</w:t>
             </w:r>
           </w:p>
           <w:p>
@@ -6727,6 +6923,7 @@
                 <w:b/>
                 <w:bCs/>
               </w:rPr>
+              <w:lastRenderedPageBreak/>
               <w:t>FABIO</w:t>
             </w:r>
             <w:r>
@@ -6742,7 +6939,6 @@
                 <w:b/>
                 <w:bCs/>
               </w:rPr>
-              <w:lastRenderedPageBreak/>
               <w:t>CAROLINA</w:t>
             </w:r>
             <w:r>
@@ -7212,7 +7408,21 @@
         <w:rPr>
           <w:lang w:val="es-419" w:eastAsia="es-CO"/>
         </w:rPr>
-        <w:t>Las protecciones son dispositivos fundamentales para garantizar la integridad de la instalación eléctrica. Su función es intervenir cuando ocurren condiciones anormales como sobrecorrientes, cortocircuitos, fallas de aislamiento o fugas a tierra. Tanto el RETIE como la NTC 2050 establecen reglas estrictas para su selección e instalación.</w:t>
+        <w:t xml:space="preserve">Las protecciones son dispositivos fundamentales para garantizar la integridad de la instalación eléctrica. Su función es intervenir cuando ocurren condiciones anormales como </w:t>
+      </w:r>
+      <w:proofErr w:type="spellStart"/>
+      <w:r>
+        <w:rPr>
+          <w:lang w:val="es-419" w:eastAsia="es-CO"/>
+        </w:rPr>
+        <w:t>sobrecorrientes</w:t>
+      </w:r>
+      <w:proofErr w:type="spellEnd"/>
+      <w:r>
+        <w:rPr>
+          <w:lang w:val="es-419" w:eastAsia="es-CO"/>
+        </w:rPr>
+        <w:t>, cortocircuitos, fallas de aislamiento o fugas a tierra. Tanto el RETIE como la NTC 2050 establecen reglas estrictas para su selección e instalación.</w:t>
       </w:r>
     </w:p>
     <w:p>
@@ -7301,7 +7511,21 @@
         <w:rPr>
           <w:lang w:val="es-419" w:eastAsia="es-CO"/>
         </w:rPr>
-        <w:t>Los interruptores deben tener capacidad de interrupción suficiente en kiloamperios (kA) según el nivel de cortocircuito disponible en la instalación.</w:t>
+        <w:t>Los interruptores deben tener capacidad de interrupción suficiente en kiloamperios (</w:t>
+      </w:r>
+      <w:proofErr w:type="spellStart"/>
+      <w:r>
+        <w:rPr>
+          <w:lang w:val="es-419" w:eastAsia="es-CO"/>
+        </w:rPr>
+        <w:t>kA</w:t>
+      </w:r>
+      <w:proofErr w:type="spellEnd"/>
+      <w:r>
+        <w:rPr>
+          <w:lang w:val="es-419" w:eastAsia="es-CO"/>
+        </w:rPr>
+        <w:t>) según el nivel de cortocircuito disponible en la instalación.</w:t>
       </w:r>
     </w:p>
     <w:p>
@@ -8657,7 +8881,21 @@
         <w:rPr>
           <w:lang w:val="es-419" w:eastAsia="es-CO"/>
         </w:rPr>
-        <w:t>En caso de sobrecorriente, dispara primero el interruptor de 20 A.</w:t>
+        <w:t xml:space="preserve">En caso de </w:t>
+      </w:r>
+      <w:proofErr w:type="spellStart"/>
+      <w:r>
+        <w:rPr>
+          <w:lang w:val="es-419" w:eastAsia="es-CO"/>
+        </w:rPr>
+        <w:t>sobrecorriente</w:t>
+      </w:r>
+      <w:proofErr w:type="spellEnd"/>
+      <w:r>
+        <w:rPr>
+          <w:lang w:val="es-419" w:eastAsia="es-CO"/>
+        </w:rPr>
+        <w:t>, dispara primero el interruptor de 20 A.</w:t>
       </w:r>
     </w:p>
     <w:p>
@@ -9668,7 +9906,21 @@
         <w:rPr>
           <w:lang w:val="es-419" w:eastAsia="es-CO"/>
         </w:rPr>
-        <w:t>El RETIE exige que toda señalización sea durable, resistente al ambiente y ubicada en sitios estratégicos donde el operario pueda observarla antes de interactuar con el tablero. Materiales como láminas acrílicas, policarbonatos, etiquetas termoimpresas y vinilos industriales suelen emplearse para garantizar visibilidad y permanencia.</w:t>
+        <w:t xml:space="preserve">El RETIE exige que toda señalización sea durable, resistente al ambiente y ubicada en sitios estratégicos donde el operario pueda observarla antes de interactuar con el tablero. Materiales como láminas acrílicas, policarbonatos, etiquetas </w:t>
+      </w:r>
+      <w:proofErr w:type="spellStart"/>
+      <w:r>
+        <w:rPr>
+          <w:lang w:val="es-419" w:eastAsia="es-CO"/>
+        </w:rPr>
+        <w:t>termoimpresas</w:t>
+      </w:r>
+      <w:proofErr w:type="spellEnd"/>
+      <w:r>
+        <w:rPr>
+          <w:lang w:val="es-419" w:eastAsia="es-CO"/>
+        </w:rPr>
+        <w:t xml:space="preserve"> y vinilos industriales suelen emplearse para garantizar visibilidad y permanencia.</w:t>
       </w:r>
     </w:p>
     <w:p>
@@ -9839,7 +10091,21 @@
         <w:rPr>
           <w:lang w:val="es-419" w:eastAsia="es-CO"/>
         </w:rPr>
-        <w:t>La inspección de conformidad es el mecanismo mediante el cual se verifica que un tablero cumple con la normatividad vigente. No se trata de un trámite opcional; en instalaciones nuevas, ampliaciones o remodelaciones mayores, la certificación es obligatoria. El organismo de inspección no solo revisa el tablero visualmente, sino que evalúa: la calidad de las conexiones, la organización interna, la continuidad de las barras, la presencia de puesta a tierra adecuada, el nivel de cortocircuito disponible, la capacidad interruptiva de las protecciones, y por supuesto, la existencia del diagrama unifilar y la señalización correspondiente.</w:t>
+        <w:t xml:space="preserve">La inspección de conformidad es el mecanismo mediante el cual se verifica que un tablero cumple con la normatividad vigente. No se trata de un trámite opcional; en instalaciones nuevas, ampliaciones o remodelaciones mayores, la certificación es obligatoria. El organismo de inspección no solo revisa el tablero visualmente, sino que evalúa: la calidad de las conexiones, la organización interna, la continuidad de las barras, la presencia de puesta a tierra adecuada, el nivel de cortocircuito disponible, la capacidad </w:t>
+      </w:r>
+      <w:proofErr w:type="spellStart"/>
+      <w:r>
+        <w:rPr>
+          <w:lang w:val="es-419" w:eastAsia="es-CO"/>
+        </w:rPr>
+        <w:t>interruptiva</w:t>
+      </w:r>
+      <w:proofErr w:type="spellEnd"/>
+      <w:r>
+        <w:rPr>
+          <w:lang w:val="es-419" w:eastAsia="es-CO"/>
+        </w:rPr>
+        <w:t xml:space="preserve"> de las protecciones, y por supuesto, la existencia del diagrama unifilar y la señalización correspondiente.</w:t>
       </w:r>
     </w:p>
     <w:p>
@@ -10606,7 +10872,35 @@
         <w:rPr>
           <w:lang w:val="es-419" w:eastAsia="es-CO"/>
         </w:rPr>
-        <w:t>Capacidad interruptiva insuficiente frente al kA disponible.</w:t>
+        <w:t xml:space="preserve">Capacidad </w:t>
+      </w:r>
+      <w:proofErr w:type="spellStart"/>
+      <w:r>
+        <w:rPr>
+          <w:lang w:val="es-419" w:eastAsia="es-CO"/>
+        </w:rPr>
+        <w:t>interruptiva</w:t>
+      </w:r>
+      <w:proofErr w:type="spellEnd"/>
+      <w:r>
+        <w:rPr>
+          <w:lang w:val="es-419" w:eastAsia="es-CO"/>
+        </w:rPr>
+        <w:t xml:space="preserve"> insuficiente frente al </w:t>
+      </w:r>
+      <w:proofErr w:type="spellStart"/>
+      <w:r>
+        <w:rPr>
+          <w:lang w:val="es-419" w:eastAsia="es-CO"/>
+        </w:rPr>
+        <w:t>kA</w:t>
+      </w:r>
+      <w:proofErr w:type="spellEnd"/>
+      <w:r>
+        <w:rPr>
+          <w:lang w:val="es-419" w:eastAsia="es-CO"/>
+        </w:rPr>
+        <w:t xml:space="preserve"> disponible.</w:t>
       </w:r>
     </w:p>
     <w:p>
@@ -10745,7 +11039,21 @@
         <w:rPr>
           <w:lang w:val="es-419" w:eastAsia="es-CO"/>
         </w:rPr>
-        <w:t>Reemplazar las protecciones con capacidad interruptiva insuficiente.</w:t>
+        <w:t xml:space="preserve">Reemplazar las protecciones con capacidad </w:t>
+      </w:r>
+      <w:proofErr w:type="spellStart"/>
+      <w:r>
+        <w:rPr>
+          <w:lang w:val="es-419" w:eastAsia="es-CO"/>
+        </w:rPr>
+        <w:t>interruptiva</w:t>
+      </w:r>
+      <w:proofErr w:type="spellEnd"/>
+      <w:r>
+        <w:rPr>
+          <w:lang w:val="es-419" w:eastAsia="es-CO"/>
+        </w:rPr>
+        <w:t xml:space="preserve"> insuficiente.</w:t>
       </w:r>
     </w:p>
     <w:p>
@@ -11050,7 +11358,15 @@
               <w:pStyle w:val="TextoTablas"/>
             </w:pPr>
             <w:r>
-              <w:t>Seleccionar la protección según la capacidad ampacimétrica del conductor; consultar tablas NTC 2050 (Art. 310); verificar cargas reales.</w:t>
+              <w:t xml:space="preserve">Seleccionar la protección según la capacidad </w:t>
+            </w:r>
+            <w:proofErr w:type="spellStart"/>
+            <w:r>
+              <w:t>ampacimétrica</w:t>
+            </w:r>
+            <w:proofErr w:type="spellEnd"/>
+            <w:r>
+              <w:t xml:space="preserve"> del conductor; consultar tablas NTC 2050 (Art. 310); verificar cargas reales.</w:t>
             </w:r>
           </w:p>
         </w:tc>
@@ -11317,7 +11633,15 @@
               <w:pStyle w:val="TextoTablas"/>
             </w:pPr>
             <w:r>
-              <w:t>Puntos calientes, microarcos, daño progresivo de conductores y riesgo de incendio.</w:t>
+              <w:t xml:space="preserve">Puntos calientes, </w:t>
+            </w:r>
+            <w:proofErr w:type="spellStart"/>
+            <w:r>
+              <w:t>microarcos</w:t>
+            </w:r>
+            <w:proofErr w:type="spellEnd"/>
+            <w:r>
+              <w:t>, daño progresivo de conductores y riesgo de incendio.</w:t>
             </w:r>
           </w:p>
         </w:tc>
@@ -11562,6 +11886,7 @@
         </w:rPr>
         <w:t xml:space="preserve">El </w:t>
       </w:r>
+      <w:proofErr w:type="spellStart"/>
       <w:r>
         <w:rPr>
           <w:rStyle w:val="Extranjerismo"/>
@@ -11569,12 +11894,14 @@
         </w:rPr>
         <w:t>checklist</w:t>
       </w:r>
+      <w:proofErr w:type="spellEnd"/>
       <w:r>
         <w:rPr>
           <w:lang w:val="es-419" w:eastAsia="es-CO"/>
         </w:rPr>
         <w:t xml:space="preserve"> técnico permite evaluar de forma sistemática el cumplimiento de un tablero antes de la inspección oficial. Aunque cada instalación tiene particularidades, un buen </w:t>
       </w:r>
+      <w:proofErr w:type="spellStart"/>
       <w:r>
         <w:rPr>
           <w:rStyle w:val="Extranjerismo"/>
@@ -11582,6 +11909,7 @@
         </w:rPr>
         <w:t>checklist</w:t>
       </w:r>
+      <w:proofErr w:type="spellEnd"/>
       <w:r>
         <w:rPr>
           <w:lang w:val="es-419" w:eastAsia="es-CO"/>
@@ -12183,33 +12511,9 @@
           <w:szCs w:val="28"/>
           <w:lang w:val="es-419"/>
         </w:rPr>
-        <w:t>Capacidad interruptiva</w:t>
-      </w:r>
-      <w:r>
-        <w:rPr>
-          <w:rFonts w:ascii="Calibri" w:hAnsi="Calibri" w:cs="Calibri"/>
-          <w:szCs w:val="28"/>
-          <w:lang w:val="es-419"/>
-        </w:rPr>
-        <w:t>: c</w:t>
-      </w:r>
-      <w:r>
-        <w:rPr>
-          <w:rFonts w:ascii="Calibri" w:hAnsi="Calibri" w:cs="Calibri"/>
-          <w:szCs w:val="28"/>
-          <w:lang w:val="es-419"/>
-        </w:rPr>
-        <w:t>orriente máxima de cortocircuito que un interruptor puede interrumpir sin destruirse ni comprometer la seguridad.</w:t>
-      </w:r>
-    </w:p>
-    <w:p>
-      <w:pPr>
-        <w:rPr>
-          <w:rFonts w:ascii="Calibri" w:hAnsi="Calibri" w:cs="Calibri"/>
-          <w:szCs w:val="28"/>
-          <w:lang w:val="es-419"/>
-        </w:rPr>
-      </w:pPr>
+        <w:t xml:space="preserve">Capacidad </w:t>
+      </w:r>
+      <w:proofErr w:type="spellStart"/>
       <w:r>
         <w:rPr>
           <w:rFonts w:ascii="Calibri" w:hAnsi="Calibri" w:cs="Calibri"/>
@@ -12218,8 +12522,34 @@
           <w:szCs w:val="28"/>
           <w:lang w:val="es-419"/>
         </w:rPr>
-        <w:t>Cortocircuito</w:t>
-      </w:r>
+        <w:t>interruptiva</w:t>
+      </w:r>
+      <w:proofErr w:type="spellEnd"/>
+      <w:r>
+        <w:rPr>
+          <w:rFonts w:ascii="Calibri" w:hAnsi="Calibri" w:cs="Calibri"/>
+          <w:szCs w:val="28"/>
+          <w:lang w:val="es-419"/>
+        </w:rPr>
+        <w:t>: c</w:t>
+      </w:r>
+      <w:r>
+        <w:rPr>
+          <w:rFonts w:ascii="Calibri" w:hAnsi="Calibri" w:cs="Calibri"/>
+          <w:szCs w:val="28"/>
+          <w:lang w:val="es-419"/>
+        </w:rPr>
+        <w:t>orriente máxima de cortocircuito que un interruptor puede interrumpir sin destruirse ni comprometer la seguridad.</w:t>
+      </w:r>
+    </w:p>
+    <w:p>
+      <w:pPr>
+        <w:rPr>
+          <w:rFonts w:ascii="Calibri" w:hAnsi="Calibri" w:cs="Calibri"/>
+          <w:szCs w:val="28"/>
+          <w:lang w:val="es-419"/>
+        </w:rPr>
+      </w:pPr>
       <w:r>
         <w:rPr>
           <w:rFonts w:ascii="Calibri" w:hAnsi="Calibri" w:cs="Calibri"/>
@@ -12228,33 +12558,8 @@
           <w:szCs w:val="28"/>
           <w:lang w:val="es-419"/>
         </w:rPr>
-        <w:t>:</w:t>
-      </w:r>
-      <w:r>
-        <w:rPr>
-          <w:rFonts w:ascii="Calibri" w:hAnsi="Calibri" w:cs="Calibri"/>
-          <w:szCs w:val="28"/>
-          <w:lang w:val="es-419"/>
-        </w:rPr>
-        <w:t xml:space="preserve"> f</w:t>
-      </w:r>
-      <w:r>
-        <w:rPr>
-          <w:rFonts w:ascii="Calibri" w:hAnsi="Calibri" w:cs="Calibri"/>
-          <w:szCs w:val="28"/>
-          <w:lang w:val="es-419"/>
-        </w:rPr>
-        <w:t>alla eléctrica producida cuando dos puntos con potencial diferente se conectan accidentalmente sin resistencia, generando corrientes muy elevadas.</w:t>
-      </w:r>
-    </w:p>
-    <w:p>
-      <w:pPr>
-        <w:rPr>
-          <w:rFonts w:ascii="Calibri" w:hAnsi="Calibri" w:cs="Calibri"/>
-          <w:szCs w:val="28"/>
-          <w:lang w:val="es-419"/>
-        </w:rPr>
-      </w:pPr>
+        <w:t>Cortocircuito</w:t>
+      </w:r>
       <w:r>
         <w:rPr>
           <w:rFonts w:ascii="Calibri" w:hAnsi="Calibri" w:cs="Calibri"/>
@@ -12263,7 +12568,7 @@
           <w:szCs w:val="28"/>
           <w:lang w:val="es-419"/>
         </w:rPr>
-        <w:t>Curva de disparo</w:t>
+        <w:t>:</w:t>
       </w:r>
       <w:r>
         <w:rPr>
@@ -12271,7 +12576,7 @@
           <w:szCs w:val="28"/>
           <w:lang w:val="es-419"/>
         </w:rPr>
-        <w:t>: c</w:t>
+        <w:t xml:space="preserve"> f</w:t>
       </w:r>
       <w:r>
         <w:rPr>
@@ -12279,7 +12584,7 @@
           <w:szCs w:val="28"/>
           <w:lang w:val="es-419"/>
         </w:rPr>
-        <w:t>aracterística de los interruptores que define el tiempo de operación frente a una corriente anormal; clasificada comúnmente en curvas B, C y D.</w:t>
+        <w:t>alla eléctrica producida cuando dos puntos con potencial diferente se conectan accidentalmente sin resistencia, generando corrientes muy elevadas.</w:t>
       </w:r>
     </w:p>
     <w:p>
@@ -12298,7 +12603,7 @@
           <w:szCs w:val="28"/>
           <w:lang w:val="es-419"/>
         </w:rPr>
-        <w:t>Diagrama unifilar</w:t>
+        <w:t>Curva de disparo</w:t>
       </w:r>
       <w:r>
         <w:rPr>
@@ -12306,7 +12611,7 @@
           <w:szCs w:val="28"/>
           <w:lang w:val="es-419"/>
         </w:rPr>
-        <w:t>: r</w:t>
+        <w:t>: c</w:t>
       </w:r>
       <w:r>
         <w:rPr>
@@ -12314,7 +12619,7 @@
           <w:szCs w:val="28"/>
           <w:lang w:val="es-419"/>
         </w:rPr>
-        <w:t>epresentación gráfica simplificada que muestra la estructura de una instalación eléctrica y la relación entre sus componentes principales.</w:t>
+        <w:t>aracterística de los interruptores que define el tiempo de operación frente a una corriente anormal; clasificada comúnmente en curvas B, C y D.</w:t>
       </w:r>
     </w:p>
     <w:p>
@@ -12333,9 +12638,33 @@
           <w:szCs w:val="28"/>
           <w:lang w:val="es-419"/>
         </w:rPr>
-        <w:lastRenderedPageBreak/>
-        <w:t>Disyuntor (interruptor automático)</w:t>
-      </w:r>
+        <w:t>Diagrama unifilar</w:t>
+      </w:r>
+      <w:r>
+        <w:rPr>
+          <w:rFonts w:ascii="Calibri" w:hAnsi="Calibri" w:cs="Calibri"/>
+          <w:szCs w:val="28"/>
+          <w:lang w:val="es-419"/>
+        </w:rPr>
+        <w:t>: r</w:t>
+      </w:r>
+      <w:r>
+        <w:rPr>
+          <w:rFonts w:ascii="Calibri" w:hAnsi="Calibri" w:cs="Calibri"/>
+          <w:szCs w:val="28"/>
+          <w:lang w:val="es-419"/>
+        </w:rPr>
+        <w:t>epresentación gráfica simplificada que muestra la estructura de una instalación eléctrica y la relación entre sus componentes principales.</w:t>
+      </w:r>
+    </w:p>
+    <w:p>
+      <w:pPr>
+        <w:rPr>
+          <w:rFonts w:ascii="Calibri" w:hAnsi="Calibri" w:cs="Calibri"/>
+          <w:szCs w:val="28"/>
+          <w:lang w:val="es-419"/>
+        </w:rPr>
+      </w:pPr>
       <w:r>
         <w:rPr>
           <w:rFonts w:ascii="Calibri" w:hAnsi="Calibri" w:cs="Calibri"/>
@@ -12344,33 +12673,9 @@
           <w:szCs w:val="28"/>
           <w:lang w:val="es-419"/>
         </w:rPr>
-        <w:t>:</w:t>
-      </w:r>
-      <w:r>
-        <w:rPr>
-          <w:rFonts w:ascii="Calibri" w:hAnsi="Calibri" w:cs="Calibri"/>
-          <w:szCs w:val="28"/>
-          <w:lang w:val="es-419"/>
-        </w:rPr>
-        <w:t xml:space="preserve"> d</w:t>
-      </w:r>
-      <w:r>
-        <w:rPr>
-          <w:rFonts w:ascii="Calibri" w:hAnsi="Calibri" w:cs="Calibri"/>
-          <w:szCs w:val="28"/>
-          <w:lang w:val="es-419"/>
-        </w:rPr>
-        <w:t>ispositivo de protección que abre el circuito de manera automática ante sobrecorrientes o cortocircuitos.</w:t>
-      </w:r>
-    </w:p>
-    <w:p>
-      <w:pPr>
-        <w:rPr>
-          <w:rFonts w:ascii="Calibri" w:hAnsi="Calibri" w:cs="Calibri"/>
-          <w:szCs w:val="28"/>
-          <w:lang w:val="es-419"/>
-        </w:rPr>
-      </w:pPr>
+        <w:lastRenderedPageBreak/>
+        <w:t>Disyuntor (interruptor automático)</w:t>
+      </w:r>
       <w:r>
         <w:rPr>
           <w:rFonts w:ascii="Calibri" w:hAnsi="Calibri" w:cs="Calibri"/>
@@ -12379,8 +12684,51 @@
           <w:szCs w:val="28"/>
           <w:lang w:val="es-419"/>
         </w:rPr>
-        <w:t>Energización</w:t>
-      </w:r>
+        <w:t>:</w:t>
+      </w:r>
+      <w:r>
+        <w:rPr>
+          <w:rFonts w:ascii="Calibri" w:hAnsi="Calibri" w:cs="Calibri"/>
+          <w:szCs w:val="28"/>
+          <w:lang w:val="es-419"/>
+        </w:rPr>
+        <w:t xml:space="preserve"> d</w:t>
+      </w:r>
+      <w:r>
+        <w:rPr>
+          <w:rFonts w:ascii="Calibri" w:hAnsi="Calibri" w:cs="Calibri"/>
+          <w:szCs w:val="28"/>
+          <w:lang w:val="es-419"/>
+        </w:rPr>
+        <w:t xml:space="preserve">ispositivo de protección que abre el circuito de manera automática ante </w:t>
+      </w:r>
+      <w:proofErr w:type="spellStart"/>
+      <w:r>
+        <w:rPr>
+          <w:rFonts w:ascii="Calibri" w:hAnsi="Calibri" w:cs="Calibri"/>
+          <w:szCs w:val="28"/>
+          <w:lang w:val="es-419"/>
+        </w:rPr>
+        <w:t>sobrecorrientes</w:t>
+      </w:r>
+      <w:proofErr w:type="spellEnd"/>
+      <w:r>
+        <w:rPr>
+          <w:rFonts w:ascii="Calibri" w:hAnsi="Calibri" w:cs="Calibri"/>
+          <w:szCs w:val="28"/>
+          <w:lang w:val="es-419"/>
+        </w:rPr>
+        <w:t xml:space="preserve"> o cortocircuitos.</w:t>
+      </w:r>
+    </w:p>
+    <w:p>
+      <w:pPr>
+        <w:rPr>
+          <w:rFonts w:ascii="Calibri" w:hAnsi="Calibri" w:cs="Calibri"/>
+          <w:szCs w:val="28"/>
+          <w:lang w:val="es-419"/>
+        </w:rPr>
+      </w:pPr>
       <w:r>
         <w:rPr>
           <w:rFonts w:ascii="Calibri" w:hAnsi="Calibri" w:cs="Calibri"/>
@@ -12389,33 +12737,8 @@
           <w:szCs w:val="28"/>
           <w:lang w:val="es-419"/>
         </w:rPr>
-        <w:t>:</w:t>
-      </w:r>
-      <w:r>
-        <w:rPr>
-          <w:rFonts w:ascii="Calibri" w:hAnsi="Calibri" w:cs="Calibri"/>
-          <w:szCs w:val="28"/>
-          <w:lang w:val="es-419"/>
-        </w:rPr>
-        <w:t xml:space="preserve"> e</w:t>
-      </w:r>
-      <w:r>
-        <w:rPr>
-          <w:rFonts w:ascii="Calibri" w:hAnsi="Calibri" w:cs="Calibri"/>
-          <w:szCs w:val="28"/>
-          <w:lang w:val="es-419"/>
-        </w:rPr>
-        <w:t>stado en el que un conductor, equipo o sistema se encuentra bajo tensión y puede transmitir corriente.</w:t>
-      </w:r>
-    </w:p>
-    <w:p>
-      <w:pPr>
-        <w:rPr>
-          <w:rFonts w:ascii="Calibri" w:hAnsi="Calibri" w:cs="Calibri"/>
-          <w:szCs w:val="28"/>
-          <w:lang w:val="es-419"/>
-        </w:rPr>
-      </w:pPr>
+        <w:t>Energización</w:t>
+      </w:r>
       <w:r>
         <w:rPr>
           <w:rFonts w:ascii="Calibri" w:hAnsi="Calibri" w:cs="Calibri"/>
@@ -12424,7 +12747,7 @@
           <w:szCs w:val="28"/>
           <w:lang w:val="es-419"/>
         </w:rPr>
-        <w:t>Esquema IT</w:t>
+        <w:t>:</w:t>
       </w:r>
       <w:r>
         <w:rPr>
@@ -12432,7 +12755,7 @@
           <w:szCs w:val="28"/>
           <w:lang w:val="es-419"/>
         </w:rPr>
-        <w:t>: s</w:t>
+        <w:t xml:space="preserve"> e</w:t>
       </w:r>
       <w:r>
         <w:rPr>
@@ -12440,7 +12763,7 @@
           <w:szCs w:val="28"/>
           <w:lang w:val="es-419"/>
         </w:rPr>
-        <w:t>istema con neutro aislado o conectado a tierra mediante impedancia, usado en instalaciones donde se requiere alta continuidad del servicio.</w:t>
+        <w:t>stado en el que un conductor, equipo o sistema se encuentra bajo tensión y puede transmitir corriente.</w:t>
       </w:r>
     </w:p>
     <w:p>
@@ -12459,7 +12782,7 @@
           <w:szCs w:val="28"/>
           <w:lang w:val="es-419"/>
         </w:rPr>
-        <w:t>Esquema TN</w:t>
+        <w:t>Esquema IT</w:t>
       </w:r>
       <w:r>
         <w:rPr>
@@ -12475,7 +12798,7 @@
           <w:szCs w:val="28"/>
           <w:lang w:val="es-419"/>
         </w:rPr>
-        <w:t>istema donde el neutro y las masas comparten el mismo sistema de tierra, con variantes TN-S, TN-C y TN-C-S.</w:t>
+        <w:t>istema con neutro aislado o conectado a tierra mediante impedancia, usado en instalaciones donde se requiere alta continuidad del servicio.</w:t>
       </w:r>
     </w:p>
     <w:p>
@@ -12494,7 +12817,7 @@
           <w:szCs w:val="28"/>
           <w:lang w:val="es-419"/>
         </w:rPr>
-        <w:t>Esquema TT</w:t>
+        <w:t>Esquema TN</w:t>
       </w:r>
       <w:r>
         <w:rPr>
@@ -12510,7 +12833,7 @@
           <w:szCs w:val="28"/>
           <w:lang w:val="es-419"/>
         </w:rPr>
-        <w:t>istema de puesta a tierra donde el neutro está aterrizado por la empresa suministradora y las masas del usuario por un electrodo independiente.</w:t>
+        <w:t>istema donde el neutro y las masas comparten el mismo sistema de tierra, con variantes TN-S, TN-C y TN-C-S.</w:t>
       </w:r>
     </w:p>
     <w:p>
@@ -12529,7 +12852,7 @@
           <w:szCs w:val="28"/>
           <w:lang w:val="es-419"/>
         </w:rPr>
-        <w:t>Grado IP</w:t>
+        <w:t>Esquema TT</w:t>
       </w:r>
       <w:r>
         <w:rPr>
@@ -12537,7 +12860,7 @@
           <w:szCs w:val="28"/>
           <w:lang w:val="es-419"/>
         </w:rPr>
-        <w:t>: c</w:t>
+        <w:t>: s</w:t>
       </w:r>
       <w:r>
         <w:rPr>
@@ -12545,7 +12868,7 @@
           <w:szCs w:val="28"/>
           <w:lang w:val="es-419"/>
         </w:rPr>
-        <w:t>lasificación del nivel de protección de un gabinete frente a ingreso de polvo y agua, según la norma IEC 60529.</w:t>
+        <w:t>istema de puesta a tierra donde el neutro está aterrizado por la empresa suministradora y las masas del usuario por un electrodo independiente.</w:t>
       </w:r>
     </w:p>
     <w:p>
@@ -12564,8 +12887,33 @@
           <w:szCs w:val="28"/>
           <w:lang w:val="es-419"/>
         </w:rPr>
-        <w:t>Interruptor diferencial (RCD)</w:t>
-      </w:r>
+        <w:t>Grado IP</w:t>
+      </w:r>
+      <w:r>
+        <w:rPr>
+          <w:rFonts w:ascii="Calibri" w:hAnsi="Calibri" w:cs="Calibri"/>
+          <w:szCs w:val="28"/>
+          <w:lang w:val="es-419"/>
+        </w:rPr>
+        <w:t>: c</w:t>
+      </w:r>
+      <w:r>
+        <w:rPr>
+          <w:rFonts w:ascii="Calibri" w:hAnsi="Calibri" w:cs="Calibri"/>
+          <w:szCs w:val="28"/>
+          <w:lang w:val="es-419"/>
+        </w:rPr>
+        <w:t>lasificación del nivel de protección de un gabinete frente a ingreso de polvo y agua, según la norma IEC 60529.</w:t>
+      </w:r>
+    </w:p>
+    <w:p>
+      <w:pPr>
+        <w:rPr>
+          <w:rFonts w:ascii="Calibri" w:hAnsi="Calibri" w:cs="Calibri"/>
+          <w:szCs w:val="28"/>
+          <w:lang w:val="es-419"/>
+        </w:rPr>
+      </w:pPr>
       <w:r>
         <w:rPr>
           <w:rFonts w:ascii="Calibri" w:hAnsi="Calibri" w:cs="Calibri"/>
@@ -12574,33 +12922,8 @@
           <w:szCs w:val="28"/>
           <w:lang w:val="es-419"/>
         </w:rPr>
-        <w:t>:</w:t>
-      </w:r>
-      <w:r>
-        <w:rPr>
-          <w:rFonts w:ascii="Calibri" w:hAnsi="Calibri" w:cs="Calibri"/>
-          <w:szCs w:val="28"/>
-          <w:lang w:val="es-419"/>
-        </w:rPr>
-        <w:t xml:space="preserve"> d</w:t>
-      </w:r>
-      <w:r>
-        <w:rPr>
-          <w:rFonts w:ascii="Calibri" w:hAnsi="Calibri" w:cs="Calibri"/>
-          <w:szCs w:val="28"/>
-          <w:lang w:val="es-419"/>
-        </w:rPr>
-        <w:t>ispositivo que desconecta el circuito ante una fuga de corriente hacia tierra, protegiendo a las personas contra choques eléctricos.</w:t>
-      </w:r>
-    </w:p>
-    <w:p>
-      <w:pPr>
-        <w:rPr>
-          <w:rFonts w:ascii="Calibri" w:hAnsi="Calibri" w:cs="Calibri"/>
-          <w:szCs w:val="28"/>
-          <w:lang w:val="es-419"/>
-        </w:rPr>
-      </w:pPr>
+        <w:t>Interruptor diferencial (RCD)</w:t>
+      </w:r>
       <w:r>
         <w:rPr>
           <w:rFonts w:ascii="Calibri" w:hAnsi="Calibri" w:cs="Calibri"/>
@@ -12609,7 +12932,7 @@
           <w:szCs w:val="28"/>
           <w:lang w:val="es-419"/>
         </w:rPr>
-        <w:t>Neutro</w:t>
+        <w:t>:</w:t>
       </w:r>
       <w:r>
         <w:rPr>
@@ -12617,7 +12940,7 @@
           <w:szCs w:val="28"/>
           <w:lang w:val="es-419"/>
         </w:rPr>
-        <w:t>: c</w:t>
+        <w:t xml:space="preserve"> d</w:t>
       </w:r>
       <w:r>
         <w:rPr>
@@ -12625,7 +12948,7 @@
           <w:szCs w:val="28"/>
           <w:lang w:val="es-419"/>
         </w:rPr>
-        <w:t>onductor conectado al punto estrella de un sistema y que sirve como retorno de corriente en circuitos monofásicos y trifásicos.</w:t>
+        <w:t>ispositivo que desconecta el circuito ante una fuga de corriente hacia tierra, protegiendo a las personas contra choques eléctricos.</w:t>
       </w:r>
     </w:p>
     <w:p>
@@ -12644,7 +12967,7 @@
           <w:szCs w:val="28"/>
           <w:lang w:val="es-419"/>
         </w:rPr>
-        <w:t>No conformidad</w:t>
+        <w:t>Neutro</w:t>
       </w:r>
       <w:r>
         <w:rPr>
@@ -12660,7 +12983,7 @@
           <w:szCs w:val="28"/>
           <w:lang w:val="es-419"/>
         </w:rPr>
-        <w:t>ondición en la que un elemento de la instalación eléctrica no cumple los requisitos del RETIE o la NTC 2050.</w:t>
+        <w:t>onductor conectado al punto estrella de un sistema y que sirve como retorno de corriente en circuitos monofásicos y trifásicos.</w:t>
       </w:r>
     </w:p>
     <w:p>
@@ -12679,7 +13002,7 @@
           <w:szCs w:val="28"/>
           <w:lang w:val="es-419"/>
         </w:rPr>
-        <w:t>Protección eléctrica</w:t>
+        <w:t>No conformidad</w:t>
       </w:r>
       <w:r>
         <w:rPr>
@@ -12695,7 +13018,7 @@
           <w:szCs w:val="28"/>
           <w:lang w:val="es-419"/>
         </w:rPr>
-        <w:t>onjunto de dispositivos que limitan corriente o tensión para evitar daños en personas, equipos o instalaciones.</w:t>
+        <w:t>ondición en la que un elemento de la instalación eléctrica no cumple los requisitos del RETIE o la NTC 2050.</w:t>
       </w:r>
     </w:p>
     <w:p>
@@ -12714,8 +13037,33 @@
           <w:szCs w:val="28"/>
           <w:lang w:val="es-419"/>
         </w:rPr>
-        <w:t>Puesta a tierra (PAT)</w:t>
-      </w:r>
+        <w:t>Protección eléctrica</w:t>
+      </w:r>
+      <w:r>
+        <w:rPr>
+          <w:rFonts w:ascii="Calibri" w:hAnsi="Calibri" w:cs="Calibri"/>
+          <w:szCs w:val="28"/>
+          <w:lang w:val="es-419"/>
+        </w:rPr>
+        <w:t>: c</w:t>
+      </w:r>
+      <w:r>
+        <w:rPr>
+          <w:rFonts w:ascii="Calibri" w:hAnsi="Calibri" w:cs="Calibri"/>
+          <w:szCs w:val="28"/>
+          <w:lang w:val="es-419"/>
+        </w:rPr>
+        <w:t>onjunto de dispositivos que limitan corriente o tensión para evitar daños en personas, equipos o instalaciones.</w:t>
+      </w:r>
+    </w:p>
+    <w:p>
+      <w:pPr>
+        <w:rPr>
+          <w:rFonts w:ascii="Calibri" w:hAnsi="Calibri" w:cs="Calibri"/>
+          <w:szCs w:val="28"/>
+          <w:lang w:val="es-419"/>
+        </w:rPr>
+      </w:pPr>
       <w:r>
         <w:rPr>
           <w:rFonts w:ascii="Calibri" w:hAnsi="Calibri" w:cs="Calibri"/>
@@ -12724,33 +13072,8 @@
           <w:szCs w:val="28"/>
           <w:lang w:val="es-419"/>
         </w:rPr>
-        <w:t>:</w:t>
-      </w:r>
-      <w:r>
-        <w:rPr>
-          <w:rFonts w:ascii="Calibri" w:hAnsi="Calibri" w:cs="Calibri"/>
-          <w:szCs w:val="28"/>
-          <w:lang w:val="es-419"/>
-        </w:rPr>
-        <w:t xml:space="preserve"> s</w:t>
-      </w:r>
-      <w:r>
-        <w:rPr>
-          <w:rFonts w:ascii="Calibri" w:hAnsi="Calibri" w:cs="Calibri"/>
-          <w:szCs w:val="28"/>
-          <w:lang w:val="es-419"/>
-        </w:rPr>
-        <w:t>istema que une eléctricamente las masas metálicas a un electrodo enterrado para desviar corrientes de falla.</w:t>
-      </w:r>
-    </w:p>
-    <w:p>
-      <w:pPr>
-        <w:rPr>
-          <w:rFonts w:ascii="Calibri" w:hAnsi="Calibri" w:cs="Calibri"/>
-          <w:szCs w:val="28"/>
-          <w:lang w:val="es-419"/>
-        </w:rPr>
-      </w:pPr>
+        <w:t>Puesta a tierra (PAT)</w:t>
+      </w:r>
       <w:r>
         <w:rPr>
           <w:rFonts w:ascii="Calibri" w:hAnsi="Calibri" w:cs="Calibri"/>
@@ -12759,8 +13082,7 @@
           <w:szCs w:val="28"/>
           <w:lang w:val="es-419"/>
         </w:rPr>
-        <w:lastRenderedPageBreak/>
-        <w:t>Selectividad</w:t>
+        <w:t>:</w:t>
       </w:r>
       <w:r>
         <w:rPr>
@@ -12768,7 +13090,7 @@
           <w:szCs w:val="28"/>
           <w:lang w:val="es-419"/>
         </w:rPr>
-        <w:t>: c</w:t>
+        <w:t xml:space="preserve"> s</w:t>
       </w:r>
       <w:r>
         <w:rPr>
@@ -12776,7 +13098,7 @@
           <w:szCs w:val="28"/>
           <w:lang w:val="es-419"/>
         </w:rPr>
-        <w:t>oordinación entre protecciones para que solo actúe la más cercana al punto de falla, evitando interrupciones innecesarias.</w:t>
+        <w:t>istema que une eléctricamente las masas metálicas a un electrodo enterrado para desviar corrientes de falla.</w:t>
       </w:r>
     </w:p>
     <w:p>
@@ -12795,7 +13117,8 @@
           <w:szCs w:val="28"/>
           <w:lang w:val="es-419"/>
         </w:rPr>
-        <w:t>Tablero de distribución</w:t>
+        <w:lastRenderedPageBreak/>
+        <w:t>Selectividad</w:t>
       </w:r>
       <w:r>
         <w:rPr>
@@ -12803,7 +13126,7 @@
           <w:szCs w:val="28"/>
           <w:lang w:val="es-419"/>
         </w:rPr>
-        <w:t>: e</w:t>
+        <w:t>: c</w:t>
       </w:r>
       <w:r>
         <w:rPr>
@@ -12811,7 +13134,7 @@
           <w:szCs w:val="28"/>
           <w:lang w:val="es-419"/>
         </w:rPr>
-        <w:t>quipo donde se concentran las protecciones y elementos de maniobra para distribuir energía hacia distintos circuitos.</w:t>
+        <w:t>oordinación entre protecciones para que solo actúe la más cercana al punto de falla, evitando interrupciones innecesarias.</w:t>
       </w:r>
     </w:p>
     <w:p>
@@ -12830,7 +13153,7 @@
           <w:szCs w:val="28"/>
           <w:lang w:val="es-419"/>
         </w:rPr>
-        <w:t>Tensión nominal</w:t>
+        <w:t>Tablero de distribución</w:t>
       </w:r>
       <w:r>
         <w:rPr>
@@ -12838,7 +13161,7 @@
           <w:szCs w:val="28"/>
           <w:lang w:val="es-419"/>
         </w:rPr>
-        <w:t>: v</w:t>
+        <w:t>: e</w:t>
       </w:r>
       <w:r>
         <w:rPr>
@@ -12846,7 +13169,7 @@
           <w:szCs w:val="28"/>
           <w:lang w:val="es-419"/>
         </w:rPr>
-        <w:t>alor de voltaje para el cual un equipo o sistema ha sido diseñado para operar de forma segura.</w:t>
+        <w:t>quipo donde se concentran las protecciones y elementos de maniobra para distribuir energía hacia distintos circuitos.</w:t>
       </w:r>
     </w:p>
     <w:p>
@@ -12865,7 +13188,7 @@
           <w:szCs w:val="28"/>
           <w:lang w:val="es-419"/>
         </w:rPr>
-        <w:t>Trazabilidad eléctrica</w:t>
+        <w:t>Tensión nominal</w:t>
       </w:r>
       <w:r>
         <w:rPr>
@@ -12873,7 +13196,7 @@
           <w:szCs w:val="28"/>
           <w:lang w:val="es-419"/>
         </w:rPr>
-        <w:t>: c</w:t>
+        <w:t>: v</w:t>
       </w:r>
       <w:r>
         <w:rPr>
@@ -12881,7 +13204,7 @@
           <w:szCs w:val="28"/>
           <w:lang w:val="es-419"/>
         </w:rPr>
-        <w:t>apacidad de seguir un circuito desde su origen hasta su carga, apoyada por rotulado, documentación y diagrama unifilar.</w:t>
+        <w:t>alor de voltaje para el cual un equipo o sistema ha sido diseñado para operar de forma segura.</w:t>
       </w:r>
     </w:p>
     <w:p>
@@ -12900,7 +13223,7 @@
           <w:szCs w:val="28"/>
           <w:lang w:val="es-419"/>
         </w:rPr>
-        <w:t>Unidad funcional (celda)</w:t>
+        <w:t>Trazabilidad eléctrica</w:t>
       </w:r>
       <w:r>
         <w:rPr>
@@ -12916,8 +13239,44 @@
           <w:szCs w:val="28"/>
           <w:lang w:val="es-419"/>
         </w:rPr>
+        <w:t>apacidad de seguir un circuito desde su origen hasta su carga, apoyada por rotulado, documentación y diagrama unifilar.</w:t>
+      </w:r>
+    </w:p>
+    <w:p>
+      <w:pPr>
+        <w:rPr>
+          <w:rFonts w:ascii="Calibri" w:hAnsi="Calibri" w:cs="Calibri"/>
+          <w:szCs w:val="28"/>
+          <w:lang w:val="es-419"/>
+        </w:rPr>
+      </w:pPr>
+      <w:r>
+        <w:rPr>
+          <w:rFonts w:ascii="Calibri" w:hAnsi="Calibri" w:cs="Calibri"/>
+          <w:b/>
+          <w:bCs/>
+          <w:szCs w:val="28"/>
+          <w:lang w:val="es-419"/>
+        </w:rPr>
+        <w:t>Unidad funcional (celda)</w:t>
+      </w:r>
+      <w:r>
+        <w:rPr>
+          <w:rFonts w:ascii="Calibri" w:hAnsi="Calibri" w:cs="Calibri"/>
+          <w:szCs w:val="28"/>
+          <w:lang w:val="es-419"/>
+        </w:rPr>
+        <w:t>: c</w:t>
+      </w:r>
+      <w:r>
+        <w:rPr>
+          <w:rFonts w:ascii="Calibri" w:hAnsi="Calibri" w:cs="Calibri"/>
+          <w:szCs w:val="28"/>
+          <w:lang w:val="es-419"/>
+        </w:rPr>
         <w:t xml:space="preserve">ompartimiento independiente dentro de un </w:t>
       </w:r>
+      <w:proofErr w:type="spellStart"/>
       <w:r>
         <w:rPr>
           <w:rStyle w:val="Extranjerismo"/>
@@ -12925,6 +13284,7 @@
         </w:rPr>
         <w:t>switchgear</w:t>
       </w:r>
+      <w:proofErr w:type="spellEnd"/>
       <w:r>
         <w:rPr>
           <w:rFonts w:ascii="Calibri" w:hAnsi="Calibri" w:cs="Calibri"/>
@@ -13076,7 +13436,27 @@
           <w:sz w:val="28"/>
           <w:szCs w:val="28"/>
         </w:rPr>
-        <w:t>Low-voltage switchgear and controlgear assemblies</w:t>
+        <w:t xml:space="preserve">Low-voltage switchgear and </w:t>
+      </w:r>
+      <w:proofErr w:type="spellStart"/>
+      <w:r>
+        <w:rPr>
+          <w:rStyle w:val="Extranjerismo"/>
+          <w:rFonts w:asciiTheme="minorHAnsi" w:hAnsiTheme="minorHAnsi" w:cstheme="minorHAnsi"/>
+          <w:sz w:val="28"/>
+          <w:szCs w:val="28"/>
+        </w:rPr>
+        <w:t>controlgear</w:t>
+      </w:r>
+      <w:proofErr w:type="spellEnd"/>
+      <w:r>
+        <w:rPr>
+          <w:rStyle w:val="Extranjerismo"/>
+          <w:rFonts w:asciiTheme="minorHAnsi" w:hAnsiTheme="minorHAnsi" w:cstheme="minorHAnsi"/>
+          <w:sz w:val="28"/>
+          <w:szCs w:val="28"/>
+        </w:rPr>
+        <w:t xml:space="preserve"> assemblies</w:t>
       </w:r>
       <w:r>
         <w:rPr>
@@ -13242,13 +13622,77 @@
           <w:szCs w:val="28"/>
         </w:rPr>
       </w:pPr>
+      <w:proofErr w:type="spellStart"/>
       <w:r>
         <w:rPr>
           <w:rFonts w:ascii="Calibri" w:hAnsi="Calibri" w:cs="Calibri"/>
           <w:sz w:val="28"/>
           <w:szCs w:val="28"/>
         </w:rPr>
-        <w:t xml:space="preserve">National Fire Protection Association. (2023). NFPA 70: </w:t>
+        <w:t>National</w:t>
+      </w:r>
+      <w:proofErr w:type="spellEnd"/>
+      <w:r>
+        <w:rPr>
+          <w:rFonts w:ascii="Calibri" w:hAnsi="Calibri" w:cs="Calibri"/>
+          <w:sz w:val="28"/>
+          <w:szCs w:val="28"/>
+        </w:rPr>
+        <w:t xml:space="preserve"> </w:t>
+      </w:r>
+      <w:proofErr w:type="spellStart"/>
+      <w:r>
+        <w:rPr>
+          <w:rFonts w:ascii="Calibri" w:hAnsi="Calibri" w:cs="Calibri"/>
+          <w:sz w:val="28"/>
+          <w:szCs w:val="28"/>
+        </w:rPr>
+        <w:t>Fire</w:t>
+      </w:r>
+      <w:proofErr w:type="spellEnd"/>
+      <w:r>
+        <w:rPr>
+          <w:rFonts w:ascii="Calibri" w:hAnsi="Calibri" w:cs="Calibri"/>
+          <w:sz w:val="28"/>
+          <w:szCs w:val="28"/>
+        </w:rPr>
+        <w:t xml:space="preserve"> </w:t>
+      </w:r>
+      <w:proofErr w:type="spellStart"/>
+      <w:r>
+        <w:rPr>
+          <w:rFonts w:ascii="Calibri" w:hAnsi="Calibri" w:cs="Calibri"/>
+          <w:sz w:val="28"/>
+          <w:szCs w:val="28"/>
+        </w:rPr>
+        <w:t>Protection</w:t>
+      </w:r>
+      <w:proofErr w:type="spellEnd"/>
+      <w:r>
+        <w:rPr>
+          <w:rFonts w:ascii="Calibri" w:hAnsi="Calibri" w:cs="Calibri"/>
+          <w:sz w:val="28"/>
+          <w:szCs w:val="28"/>
+        </w:rPr>
+        <w:t xml:space="preserve"> </w:t>
+      </w:r>
+      <w:proofErr w:type="spellStart"/>
+      <w:r>
+        <w:rPr>
+          <w:rFonts w:ascii="Calibri" w:hAnsi="Calibri" w:cs="Calibri"/>
+          <w:sz w:val="28"/>
+          <w:szCs w:val="28"/>
+        </w:rPr>
+        <w:t>Association</w:t>
+      </w:r>
+      <w:proofErr w:type="spellEnd"/>
+      <w:r>
+        <w:rPr>
+          <w:rFonts w:ascii="Calibri" w:hAnsi="Calibri" w:cs="Calibri"/>
+          <w:sz w:val="28"/>
+          <w:szCs w:val="28"/>
+        </w:rPr>
+        <w:t xml:space="preserve">. (2023). NFPA 70: </w:t>
       </w:r>
       <w:r>
         <w:rPr>
@@ -13445,7 +13889,43 @@
           <w:sz w:val="28"/>
           <w:szCs w:val="28"/>
         </w:rPr>
-        <w:t xml:space="preserve">U.S. Department of Energy. (2024). </w:t>
+        <w:t xml:space="preserve">U.S. </w:t>
+      </w:r>
+      <w:proofErr w:type="spellStart"/>
+      <w:r>
+        <w:rPr>
+          <w:rFonts w:ascii="Calibri" w:hAnsi="Calibri" w:cs="Calibri"/>
+          <w:sz w:val="28"/>
+          <w:szCs w:val="28"/>
+        </w:rPr>
+        <w:t>Department</w:t>
+      </w:r>
+      <w:proofErr w:type="spellEnd"/>
+      <w:r>
+        <w:rPr>
+          <w:rFonts w:ascii="Calibri" w:hAnsi="Calibri" w:cs="Calibri"/>
+          <w:sz w:val="28"/>
+          <w:szCs w:val="28"/>
+        </w:rPr>
+        <w:t xml:space="preserve"> </w:t>
+      </w:r>
+      <w:proofErr w:type="spellStart"/>
+      <w:r>
+        <w:rPr>
+          <w:rFonts w:ascii="Calibri" w:hAnsi="Calibri" w:cs="Calibri"/>
+          <w:sz w:val="28"/>
+          <w:szCs w:val="28"/>
+        </w:rPr>
+        <w:t>of</w:t>
+      </w:r>
+      <w:proofErr w:type="spellEnd"/>
+      <w:r>
+        <w:rPr>
+          <w:rFonts w:ascii="Calibri" w:hAnsi="Calibri" w:cs="Calibri"/>
+          <w:sz w:val="28"/>
+          <w:szCs w:val="28"/>
+        </w:rPr>
+        <w:t xml:space="preserve"> Energy. (2024). </w:t>
       </w:r>
       <w:r>
         <w:rPr>
@@ -14393,13 +14873,23 @@
                 <w:szCs w:val="28"/>
               </w:rPr>
             </w:pPr>
+            <w:proofErr w:type="spellStart"/>
             <w:r>
               <w:rPr>
                 <w:rFonts w:asciiTheme="minorHAnsi" w:hAnsiTheme="minorHAnsi" w:cstheme="minorHAnsi"/>
                 <w:sz w:val="28"/>
                 <w:szCs w:val="28"/>
               </w:rPr>
-              <w:t>Karine Isabel Ospino Fritz</w:t>
+              <w:t>Karine</w:t>
+            </w:r>
+            <w:proofErr w:type="spellEnd"/>
+            <w:r>
+              <w:rPr>
+                <w:rFonts w:asciiTheme="minorHAnsi" w:hAnsiTheme="minorHAnsi" w:cstheme="minorHAnsi"/>
+                <w:sz w:val="28"/>
+                <w:szCs w:val="28"/>
+              </w:rPr>
+              <w:t xml:space="preserve"> Isabel Ospino Fritz</w:t>
             </w:r>
           </w:p>
         </w:tc>
@@ -20403,15 +20893,6 @@
 </file>
 
 <file path=customXml/item1.xml><?xml version="1.0" encoding="utf-8"?>
-<?mso-contentType ?>
-<FormTemplates xmlns="http://schemas.microsoft.com/sharepoint/v3/contenttype/forms">
-  <Display>DocumentLibraryForm</Display>
-  <Edit>DocumentLibraryForm</Edit>
-  <New>DocumentLibraryForm</New>
-</FormTemplates>
-</file>
-
-<file path=customXml/item2.xml><?xml version="1.0" encoding="utf-8"?>
 <ct:contentTypeSchema xmlns:ct="http://schemas.microsoft.com/office/2006/metadata/contentType" xmlns:ma="http://schemas.microsoft.com/office/2006/metadata/properties/metaAttributes" ct:_="" ma:_="" ma:contentTypeName="Documento" ma:contentTypeID="0x0101006A81D6BD42E8DF4C91013959704817E1" ma:contentTypeVersion="15" ma:contentTypeDescription="Crear nuevo documento." ma:contentTypeScope="" ma:versionID="bf4f72ffd194f0963ff564daca6869f7">
   <xsd:schema xmlns:xsd="http://www.w3.org/2001/XMLSchema" xmlns:xs="http://www.w3.org/2001/XMLSchema" xmlns:p="http://schemas.microsoft.com/office/2006/metadata/properties" xmlns:ns2="13c90a0b-73bc-4dc0-be5f-28d77b615beb" xmlns:ns3="13c93bba-48ce-428c-bfe5-88b42c19b028" targetNamespace="http://schemas.microsoft.com/office/2006/metadata/properties" ma:root="true" ma:fieldsID="8718d6f4873a5b1392a45044efa78385" ns2:_="" ns3:_="">
     <xsd:import namespace="13c90a0b-73bc-4dc0-be5f-28d77b615beb"/>
@@ -20646,7 +21127,27 @@
 </ct:contentTypeSchema>
 </file>
 
+<file path=customXml/item2.xml><?xml version="1.0" encoding="utf-8"?>
+<?mso-contentType ?>
+<FormTemplates xmlns="http://schemas.microsoft.com/sharepoint/v3/contenttype/forms">
+  <Display>DocumentLibraryForm</Display>
+  <Edit>DocumentLibraryForm</Edit>
+  <New>DocumentLibraryForm</New>
+</FormTemplates>
+</file>
+
 <file path=customXml/item3.xml><?xml version="1.0" encoding="utf-8"?>
+<p:properties xmlns:p="http://schemas.microsoft.com/office/2006/metadata/properties" xmlns:xsi="http://www.w3.org/2001/XMLSchema-instance" xmlns:pc="http://schemas.microsoft.com/office/infopath/2007/PartnerControls">
+  <documentManagement>
+    <TaxCatchAll xmlns="13c90a0b-73bc-4dc0-be5f-28d77b615beb" xsi:nil="true"/>
+    <lcf76f155ced4ddcb4097134ff3c332f xmlns="13c93bba-48ce-428c-bfe5-88b42c19b028">
+      <Terms xmlns="http://schemas.microsoft.com/office/infopath/2007/PartnerControls"/>
+    </lcf76f155ced4ddcb4097134ff3c332f>
+  </documentManagement>
+</p:properties>
+</file>
+
+<file path=customXml/item4.xml><?xml version="1.0" encoding="utf-8"?>
 <b:Sources xmlns:b="http://schemas.openxmlformats.org/officeDocument/2006/bibliography" xmlns="http://schemas.openxmlformats.org/officeDocument/2006/bibliography" SelectedStyle="\APASixthEditionOfficeOnline.xsl" StyleName="APA" Version="6">
   <b:Source>
     <b:Tag>Mue12</b:Tag>
@@ -21157,26 +21658,7 @@
 </b:Sources>
 </file>
 
-<file path=customXml/item4.xml><?xml version="1.0" encoding="utf-8"?>
-<p:properties xmlns:p="http://schemas.microsoft.com/office/2006/metadata/properties" xmlns:xsi="http://www.w3.org/2001/XMLSchema-instance" xmlns:pc="http://schemas.microsoft.com/office/infopath/2007/PartnerControls">
-  <documentManagement>
-    <TaxCatchAll xmlns="13c90a0b-73bc-4dc0-be5f-28d77b615beb" xsi:nil="true"/>
-    <lcf76f155ced4ddcb4097134ff3c332f xmlns="13c93bba-48ce-428c-bfe5-88b42c19b028">
-      <Terms xmlns="http://schemas.microsoft.com/office/infopath/2007/PartnerControls"/>
-    </lcf76f155ced4ddcb4097134ff3c332f>
-  </documentManagement>
-</p:properties>
-</file>
-
 <file path=customXml/itemProps1.xml><?xml version="1.0" encoding="utf-8"?>
-<ds:datastoreItem xmlns:ds="http://schemas.openxmlformats.org/officeDocument/2006/customXml" ds:itemID="{81CBDEC1-3B00-44ED-AD36-0268077980BA}">
-  <ds:schemaRefs>
-    <ds:schemaRef ds:uri="http://schemas.microsoft.com/sharepoint/v3/contenttype/forms"/>
-  </ds:schemaRefs>
-</ds:datastoreItem>
-</file>
-
-<file path=customXml/itemProps2.xml><?xml version="1.0" encoding="utf-8"?>
 <ds:datastoreItem xmlns:ds="http://schemas.openxmlformats.org/officeDocument/2006/customXml" ds:itemID="{5654A79C-E826-44B7-8977-A06F57FCC6FA}">
   <ds:schemaRefs>
     <ds:schemaRef ds:uri="http://schemas.microsoft.com/office/2006/metadata/contentType"/>
@@ -21195,15 +21677,15 @@
 </ds:datastoreItem>
 </file>
 
-<file path=customXml/itemProps3.xml><?xml version="1.0" encoding="utf-8"?>
-<ds:datastoreItem xmlns:ds="http://schemas.openxmlformats.org/officeDocument/2006/customXml" ds:itemID="{84F3832F-79D0-40EC-924E-4EC5D33B7AFB}">
+<file path=customXml/itemProps2.xml><?xml version="1.0" encoding="utf-8"?>
+<ds:datastoreItem xmlns:ds="http://schemas.openxmlformats.org/officeDocument/2006/customXml" ds:itemID="{81CBDEC1-3B00-44ED-AD36-0268077980BA}">
   <ds:schemaRefs>
-    <ds:schemaRef ds:uri="http://schemas.openxmlformats.org/officeDocument/2006/bibliography"/>
+    <ds:schemaRef ds:uri="http://schemas.microsoft.com/sharepoint/v3/contenttype/forms"/>
   </ds:schemaRefs>
 </ds:datastoreItem>
 </file>
 
-<file path=customXml/itemProps4.xml><?xml version="1.0" encoding="utf-8"?>
+<file path=customXml/itemProps3.xml><?xml version="1.0" encoding="utf-8"?>
 <ds:datastoreItem xmlns:ds="http://schemas.openxmlformats.org/officeDocument/2006/customXml" ds:itemID="{1145D752-ACC1-45E1-AB53-0C756F67FC7F}">
   <ds:schemaRefs>
     <ds:schemaRef ds:uri="http://schemas.microsoft.com/office/2006/metadata/properties"/>
@@ -21212,4 +21694,12 @@
     <ds:schemaRef ds:uri="13c93bba-48ce-428c-bfe5-88b42c19b028"/>
   </ds:schemaRefs>
 </ds:datastoreItem>
+</file>
+
+<file path=customXml/itemProps4.xml><?xml version="1.0" encoding="utf-8"?>
+<ds:datastoreItem xmlns:ds="http://schemas.openxmlformats.org/officeDocument/2006/customXml" ds:itemID="{84F3832F-79D0-40EC-924E-4EC5D33B7AFB}">
+  <ds:schemaRefs>
+    <ds:schemaRef ds:uri="http://schemas.openxmlformats.org/officeDocument/2006/bibliography"/>
+  </ds:schemaRefs>
+</ds:datastoreItem>
 </file>